--- a/會議記錄/20025.09.26.docx
+++ b/會議記錄/20025.09.26.docx
@@ -4,6 +4,9 @@
   <w:body>
     <w:p>
       <w:r>
+        <w:rPr>
+          <w:noProof/>
+        </w:rPr>
         <w:drawing>
           <wp:inline distT="0" distB="0" distL="0" distR="0" wp14:anchorId="43FE59B7" wp14:editId="7C15C8F2">
             <wp:extent cx="5274310" cy="2407285"/>
@@ -69,8 +72,16 @@
         <w:rPr>
           <w:rFonts w:hint="eastAsia"/>
         </w:rPr>
-        <w:t>導覽</w:t>
-      </w:r>
+        <w:t>導</w:t>
+      </w:r>
+      <w:proofErr w:type="gramStart"/>
+      <w:r>
+        <w:rPr>
+          <w:rFonts w:hint="eastAsia"/>
+        </w:rPr>
+        <w:t>覽</w:t>
+      </w:r>
+      <w:proofErr w:type="gramEnd"/>
     </w:p>
     <w:p>
       <w:pPr>
@@ -171,12 +182,14 @@
         </w:rPr>
         <w:t>網域名稱申請後要</w:t>
       </w:r>
+      <w:proofErr w:type="spellStart"/>
       <w:r>
         <w:rPr>
           <w:rFonts w:hint="eastAsia"/>
         </w:rPr>
         <w:t>dns</w:t>
       </w:r>
+      <w:proofErr w:type="spellEnd"/>
       <w:r>
         <w:rPr>
           <w:rFonts w:hint="eastAsia"/>
@@ -193,44 +206,156 @@
       </w:r>
     </w:p>
     <w:p>
+      <w:r>
+        <w:t>https://blog.laiweb.org/posts/ecpay-sdk-payment-php.html</w:t>
+      </w:r>
+    </w:p>
+    <w:p/>
+    <w:p>
+      <w:r>
+        <w:rPr>
+          <w:rFonts w:hint="eastAsia"/>
+        </w:rPr>
+        <w:t>需要</w:t>
+      </w:r>
+      <w:proofErr w:type="gramStart"/>
+      <w:r>
+        <w:rPr>
+          <w:rFonts w:hint="eastAsia"/>
+        </w:rPr>
+        <w:t>一</w:t>
+      </w:r>
+      <w:proofErr w:type="gramEnd"/>
+      <w:r>
+        <w:rPr>
+          <w:rFonts w:hint="eastAsia"/>
+        </w:rPr>
+        <w:t>個人去整理和怎麼和助教報曾經報名的東西</w:t>
+      </w:r>
+    </w:p>
+    <w:p>
+      <w:r>
+        <w:rPr>
+          <w:rFonts w:hint="eastAsia"/>
+        </w:rPr>
+        <w:t>整合</w:t>
+      </w:r>
+    </w:p>
+    <w:p>
+      <w:r>
+        <w:rPr>
+          <w:rFonts w:hint="eastAsia"/>
+        </w:rPr>
+        <w:t>簡報</w:t>
+      </w:r>
+    </w:p>
+    <w:p/>
+    <w:p/>
+    <w:p>
+      <w:r>
+        <w:rPr>
+          <w:rFonts w:hint="eastAsia"/>
+        </w:rPr>
+        <w:lastRenderedPageBreak/>
+        <w:t>35</w:t>
+      </w:r>
+    </w:p>
+    <w:p/>
+    <w:p>
+      <w:r>
+        <w:rPr>
+          <w:rFonts w:hint="eastAsia"/>
+        </w:rPr>
+        <w:t>42</w:t>
+      </w:r>
+    </w:p>
+    <w:p>
+      <w:r>
+        <w:rPr>
+          <w:rFonts w:hint="eastAsia"/>
+        </w:rPr>
+        <w:t>幫忙查</w:t>
+      </w:r>
+      <w:r>
+        <w:rPr>
+          <w:rFonts w:hint="eastAsia"/>
+        </w:rPr>
+        <w:t>專題</w:t>
+      </w:r>
+      <w:r>
+        <w:rPr>
+          <w:rFonts w:hint="eastAsia"/>
+        </w:rPr>
+        <w:t>報名過的競賽</w:t>
+      </w:r>
+      <w:r>
+        <w:rPr>
+          <w:rFonts w:hint="eastAsia"/>
+        </w:rPr>
+        <w:t>文件繳交</w:t>
+      </w:r>
+      <w:r>
+        <w:rPr>
+          <w:rFonts w:hint="eastAsia"/>
+        </w:rPr>
+        <w:t>相關事情</w:t>
+      </w:r>
+    </w:p>
+    <w:p>
+      <w:r>
+        <w:rPr>
+          <w:rFonts w:hint="eastAsia"/>
+        </w:rPr>
+        <w:t>確認接下來的競賽截止日期</w:t>
+      </w:r>
+      <w:r>
+        <w:rPr>
+          <w:rFonts w:hint="eastAsia"/>
+        </w:rPr>
+        <w:t>(</w:t>
+      </w:r>
+      <w:r>
+        <w:rPr>
+          <w:rFonts w:hint="eastAsia"/>
+        </w:rPr>
+        <w:t>如果不急就幫忙弄</w:t>
+      </w:r>
+      <w:proofErr w:type="gramStart"/>
+      <w:r>
+        <w:rPr>
+          <w:rFonts w:hint="eastAsia"/>
+        </w:rPr>
+        <w:t>複</w:t>
+      </w:r>
+      <w:proofErr w:type="gramEnd"/>
+      <w:r>
+        <w:rPr>
+          <w:rFonts w:hint="eastAsia"/>
+        </w:rPr>
+        <w:t>審文件</w:t>
+      </w:r>
+      <w:r>
+        <w:rPr>
+          <w:rFonts w:hint="eastAsia"/>
+        </w:rPr>
+        <w:t>)</w:t>
+      </w:r>
+    </w:p>
+    <w:p/>
+    <w:p>
+      <w:r>
+        <w:rPr>
+          <w:rFonts w:hint="eastAsia"/>
+        </w:rPr>
+        <w:t>45</w:t>
+      </w:r>
+    </w:p>
+    <w:p>
       <w:pPr>
         <w:rPr>
           <w:rFonts w:hint="eastAsia"/>
         </w:rPr>
       </w:pPr>
-      <w:r>
-        <w:t>https://blog.laiweb.org/posts/ecpay-sdk-payment-php.html</w:t>
-      </w:r>
-    </w:p>
-    <w:p/>
-    <w:p>
-      <w:r>
-        <w:rPr>
-          <w:rFonts w:hint="eastAsia"/>
-        </w:rPr>
-        <w:t>需要一個人去整理和怎麼和助教報曾經報名的東西</w:t>
-      </w:r>
-    </w:p>
-    <w:p>
-      <w:r>
-        <w:rPr>
-          <w:rFonts w:hint="eastAsia"/>
-        </w:rPr>
-        <w:t>整合</w:t>
-      </w:r>
-    </w:p>
-    <w:p>
-      <w:pPr>
-        <w:rPr>
-          <w:rFonts w:hint="eastAsia"/>
-        </w:rPr>
-      </w:pPr>
-      <w:r>
-        <w:rPr>
-          <w:rFonts w:hint="eastAsia"/>
-        </w:rPr>
-        <w:t>簡報</w:t>
-      </w:r>
     </w:p>
     <w:sectPr>
       <w:pgSz w:w="11906" w:h="16838"/>
